--- a/proiect_bd.docx
+++ b/proiect_bd.docx
@@ -302,6 +302,34 @@
           <w:rFonts w:ascii="Times New Roman" w:hAnsi="Times New Roman" w:cs="Times New Roman"/>
         </w:rPr>
       </w:pPr>
+    </w:p>
+    <w:p>
+      <w:pPr>
+        <w:rPr>
+          <w:rFonts w:ascii="Times New Roman" w:hAnsi="Times New Roman" w:cs="Times New Roman"/>
+        </w:rPr>
+      </w:pPr>
+    </w:p>
+    <w:p>
+      <w:pPr>
+        <w:rPr>
+          <w:rFonts w:ascii="Times New Roman" w:hAnsi="Times New Roman" w:cs="Times New Roman"/>
+        </w:rPr>
+      </w:pPr>
+    </w:p>
+    <w:p>
+      <w:pPr>
+        <w:rPr>
+          <w:rFonts w:ascii="Times New Roman" w:hAnsi="Times New Roman" w:cs="Times New Roman"/>
+        </w:rPr>
+      </w:pPr>
+    </w:p>
+    <w:p>
+      <w:pPr>
+        <w:rPr>
+          <w:rFonts w:ascii="Times New Roman" w:hAnsi="Times New Roman" w:cs="Times New Roman"/>
+        </w:rPr>
+      </w:pPr>
       <w:r>
         <w:rPr>
           <w:rFonts w:ascii="Times New Roman" w:hAnsi="Times New Roman" w:cs="Times New Roman"/>
@@ -468,7 +496,7 @@
           <w:rFonts w:eastAsia="Times New Roman"/>
           <w:color w:val="000000"/>
         </w:rPr>
-        <w:t>În cadrul acestui proiect am ales să dezvolt o aplicație pentru gestiunea completă a fluxului de lucru dintr-un laborator de cofetărie și patiserie. Proiectez sistemul să funcționeze pe mai multe tipuri de dispozitive, precum calculator, tabletă și telefon. Baza de date centralizată asigură sincronizarea în timp real între punctul de vânzare și zona de producție. Am gândit aplicația astfel încât cofetarii să o poată folosi direct pe tabletă în laborator, iar vânzătorii să preia comenzi de pe calculator sau telefon.</w:t>
+        <w:t>În cadrul acestui proiect am ales să dezvolt o aplicație pentru gestiunea completă a fluxului de lucru dintr-un laborator de cofetărie și patiserie. Proiectez sistemul să funcționeze pe mai multe tipuri de dispozitive, precum calculator, tabletă și telefon. Baza de date asigură sincronizarea în timp real între punctul de vânzare și zona de producție. Am gândit aplicația astfel încât cofetarii să o poată folosi direct pe tabletă în laborator, iar vânzătorii să preia comenzi de pe calculator sau telefon.</w:t>
       </w:r>
     </w:p>
     <w:p>
